--- a/teksty/kawiarnia.docx
+++ b/teksty/kawiarnia.docx
@@ -1684,7 +1684,7 @@
                 <w:szCs w:val="22"/>
                 <w:rtl w:val="0"/>
               </w:rPr>
-              <w:t xml:space="preserve">Tak wygląda kawiarnia w Bawiszu.</w:t>
+              <w:t xml:space="preserve">Tak wygląda kawiarnia w Bawisz.</w:t>
             </w:r>
             <w:r>
               <w:rPr>
@@ -1948,7 +1948,7 @@
                 <w:szCs w:val="20"/>
                 <w:rtl w:val="0"/>
               </w:rPr>
-              <w:t xml:space="preserve">Kawiarnia w Bawiszu</w:t>
+              <w:t xml:space="preserve">Kawiarnia w Bawisz</w:t>
             </w:r>
             <w:r>
               <w:rPr>
@@ -8906,7 +8906,7 @@
 
 <file path=customXML/item1.xml><?xml version="1.0" encoding="utf-8"?>
 <go:gDocsCustomXmlDataStorage xmlns:go="http://customooxmlschemas.google.com/" xmlns:r="http://schemas.openxmlformats.org/officeDocument/2006/relationships" uri="GoogleDocsCustomDataVersion2">
-  <go:docsCustomData xmlns:go="http://customooxmlschemas.google.com/" roundtripDataSignature="AMtx7mjh4kIJJya64+PQ6R6Fb3dxyu9dSA==">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</go:docsCustomData>
+  <go:docsCustomData xmlns:go="http://customooxmlschemas.google.com/" roundtripDataSignature="AMtx7mgt0VxyT0+5Te+NxyFabrGUmRsXDg==">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</go:docsCustomData>
 </go:gDocsCustomXmlDataStorage>
 </file>
 
